--- a/Раздел_1.5.3_исправленный.docx
+++ b/Раздел_1.5.3_исправленный.docx
@@ -30,7 +30,7 @@
           <w:i w:val="0"/>
           <w:sz w:val="28"/>
         </w:rPr>
-        <w:t>Информационная система AutoTestGenerator построена по модульному принципу. Под модулем понимается функциональный класс, выполняющий законченную задачу; всего система содержит 24 функциональных модулей, распределённых по шести пакетам (ui, parser, model, generator, data, common). Классы-данные пакета model не являются модулями и рассматриваются как область данных «модель метаданных».</w:t>
+        <w:t>Информационная система AutoTestGenerator построена по модульному принципу. Под модулем понимается функциональный класс, выполняющий законченную задачу; всего система содержит 24 модуля, распределённых по шести пакетам (ui, parser, model, generator, data, common). Из них 19 — функциональные модули и 5 — повторно используемые библиотеки (вспомогательные модули без собственного управления). Классы-данные пакета model не являются модулями и рассматриваются как область данных «модель метаданных».</w:t>
       </w:r>
     </w:p>
     <w:p>
@@ -46,7 +46,7 @@
           <w:i w:val="0"/>
           <w:sz w:val="28"/>
         </w:rPr>
-        <w:t>Модульная структура системы (дерево вызовов и использования модулей) приведена на рисунке 143. Библиотеки (повторно используемые модули без собственного управления) изображены двойной рамкой.</w:t>
+        <w:t>Модульная структура системы (дерево вызовов модулей) приведена на рисунке 143. На схеме показаны функциональные модули системы (19 модулей); повторно используемые библиотеки (StaxUtils, XmlNamespaces, DatabaseConnection, JavaFileWriter, Transliterator) на ней не приводятся — они вынесены на структурную карту Константайна.</w:t>
       </w:r>
     </w:p>
     <w:p>
@@ -57,7 +57,7 @@
       <w:r>
         <w:drawing>
           <wp:inline xmlns:a="http://schemas.openxmlformats.org/drawingml/2006/main" xmlns:pic="http://schemas.openxmlformats.org/drawingml/2006/picture">
-            <wp:extent cx="5940000" cy="2508652"/>
+            <wp:extent cx="5940000" cy="2441644"/>
             <wp:docPr id="1" name="Picture 1"/>
             <wp:cNvGraphicFramePr>
               <a:graphicFrameLocks noChangeAspect="1"/>
@@ -78,7 +78,7 @@
                   <pic:spPr>
                     <a:xfrm>
                       <a:off x="0" y="0"/>
-                      <a:ext cx="5940000" cy="2508652"/>
+                      <a:ext cx="5940000" cy="2441644"/>
                     </a:xfrm>
                     <a:prstGeom prst="rect"/>
                   </pic:spPr>
@@ -130,7 +130,7 @@
           <w:i w:val="0"/>
           <w:sz w:val="28"/>
         </w:rPr>
-        <w:t>Краткая спецификация модулей системы приведена в таблице 180.</w:t>
+        <w:t>Краткая спецификация модулей системы (включая повторно используемые библиотеки) приведена в таблице 180.</w:t>
       </w:r>
     </w:p>
     <w:p>
@@ -160,7 +160,7 @@
           <w:i w:val="0"/>
           <w:sz w:val="28"/>
         </w:rPr>
-        <w:t>Спецификация модулей системы</w:t>
+        <w:t>Краткая спецификация модулей системы</w:t>
       </w:r>
     </w:p>
     <w:tbl>
@@ -173,14 +173,15 @@
         <w:tblLayout w:type="fixed"/>
       </w:tblPr>
       <w:tblGrid>
-        <w:gridCol w:w="3230"/>
-        <w:gridCol w:w="3230"/>
-        <w:gridCol w:w="3230"/>
+        <w:gridCol w:w="2422"/>
+        <w:gridCol w:w="2422"/>
+        <w:gridCol w:w="2422"/>
+        <w:gridCol w:w="2422"/>
       </w:tblGrid>
       <w:tr>
         <w:tc>
           <w:tcPr>
-            <w:tcW w:type="dxa" w:w="2381"/>
+            <w:tcW w:type="dxa" w:w="1871"/>
             <w:shd w:val="clear" w:color="auto" w:fill="D9D9D9"/>
           </w:tcPr>
           <w:p>
@@ -196,13 +197,13 @@
                 <w:i w:val="0"/>
                 <w:sz w:val="24"/>
               </w:rPr>
-              <w:t>Модуль</w:t>
+              <w:t>Наименование модуля</w:t>
             </w:r>
           </w:p>
         </w:tc>
         <w:tc>
           <w:tcPr>
-            <w:tcW w:type="dxa" w:w="1304"/>
+            <w:tcW w:type="dxa" w:w="2098"/>
             <w:shd w:val="clear" w:color="auto" w:fill="D9D9D9"/>
           </w:tcPr>
           <w:p>
@@ -218,13 +219,13 @@
                 <w:i w:val="0"/>
                 <w:sz w:val="24"/>
               </w:rPr>
-              <w:t>Пакет</w:t>
+              <w:t>Входные данные</w:t>
             </w:r>
           </w:p>
         </w:tc>
         <w:tc>
           <w:tcPr>
-            <w:tcW w:type="dxa" w:w="5669"/>
+            <w:tcW w:type="dxa" w:w="2098"/>
             <w:shd w:val="clear" w:color="auto" w:fill="D9D9D9"/>
           </w:tcPr>
           <w:p>
@@ -240,7 +241,29 @@
                 <w:i w:val="0"/>
                 <w:sz w:val="24"/>
               </w:rPr>
-              <w:t>Назначение</w:t>
+              <w:t>Выходные данные</w:t>
+            </w:r>
+          </w:p>
+        </w:tc>
+        <w:tc>
+          <w:tcPr>
+            <w:tcW w:type="dxa" w:w="3288"/>
+            <w:shd w:val="clear" w:color="auto" w:fill="D9D9D9"/>
+          </w:tcPr>
+          <w:p>
+            <w:pPr>
+              <w:spacing w:line="240" w:lineRule="auto" w:after="0"/>
+              <w:jc w:val="left"/>
+            </w:pPr>
+            <w:r/>
+            <w:r>
+              <w:rPr>
+                <w:rFonts w:ascii="Times New Roman" w:hAnsi="Times New Roman" w:eastAsia="Times New Roman"/>
+                <w:b w:val="0"/>
+                <w:i w:val="0"/>
+                <w:sz w:val="24"/>
+              </w:rPr>
+              <w:t>Описание</w:t>
             </w:r>
           </w:p>
         </w:tc>
@@ -248,7 +271,7 @@
       <w:tr>
         <w:tc>
           <w:tcPr>
-            <w:tcW w:type="dxa" w:w="2381"/>
+            <w:tcW w:type="dxa" w:w="1871"/>
           </w:tcPr>
           <w:p>
             <w:pPr>
@@ -269,7 +292,7 @@
         </w:tc>
         <w:tc>
           <w:tcPr>
-            <w:tcW w:type="dxa" w:w="1304"/>
+            <w:tcW w:type="dxa" w:w="2098"/>
           </w:tcPr>
           <w:p>
             <w:pPr>
@@ -284,13 +307,34 @@
                 <w:i w:val="0"/>
                 <w:sz w:val="24"/>
               </w:rPr>
-              <w:t>ui</w:t>
+              <w:t>Аргументы командной строки</w:t>
             </w:r>
           </w:p>
         </w:tc>
         <w:tc>
           <w:tcPr>
-            <w:tcW w:type="dxa" w:w="5669"/>
+            <w:tcW w:type="dxa" w:w="2098"/>
+          </w:tcPr>
+          <w:p>
+            <w:pPr>
+              <w:spacing w:line="240" w:lineRule="auto" w:after="0"/>
+              <w:jc w:val="left"/>
+            </w:pPr>
+            <w:r/>
+            <w:r>
+              <w:rPr>
+                <w:rFonts w:ascii="Times New Roman" w:hAnsi="Times New Roman" w:eastAsia="Times New Roman"/>
+                <w:b w:val="0"/>
+                <w:i w:val="0"/>
+                <w:sz w:val="24"/>
+              </w:rPr>
+              <w:t>Запущенное приложение</w:t>
+            </w:r>
+          </w:p>
+        </w:tc>
+        <w:tc>
+          <w:tcPr>
+            <w:tcW w:type="dxa" w:w="3288"/>
           </w:tcPr>
           <w:p>
             <w:pPr>
@@ -313,7 +357,7 @@
       <w:tr>
         <w:tc>
           <w:tcPr>
-            <w:tcW w:type="dxa" w:w="2381"/>
+            <w:tcW w:type="dxa" w:w="1871"/>
           </w:tcPr>
           <w:p>
             <w:pPr>
@@ -334,7 +378,7 @@
         </w:tc>
         <w:tc>
           <w:tcPr>
-            <w:tcW w:type="dxa" w:w="1304"/>
+            <w:tcW w:type="dxa" w:w="2098"/>
           </w:tcPr>
           <w:p>
             <w:pPr>
@@ -349,13 +393,13 @@
                 <w:i w:val="0"/>
                 <w:sz w:val="24"/>
               </w:rPr>
-              <w:t>ui</w:t>
+              <w:t>Вызов из Launcher</w:t>
             </w:r>
           </w:p>
         </w:tc>
         <w:tc>
           <w:tcPr>
-            <w:tcW w:type="dxa" w:w="5669"/>
+            <w:tcW w:type="dxa" w:w="2098"/>
           </w:tcPr>
           <w:p>
             <w:pPr>
@@ -370,7 +414,28 @@
                 <w:i w:val="0"/>
                 <w:sz w:val="24"/>
               </w:rPr>
-              <w:t>JavaFX-приложение; загрузка главного окна (FXML)</w:t>
+              <w:t>Главное окно (JavaFX)</w:t>
+            </w:r>
+          </w:p>
+        </w:tc>
+        <w:tc>
+          <w:tcPr>
+            <w:tcW w:type="dxa" w:w="3288"/>
+          </w:tcPr>
+          <w:p>
+            <w:pPr>
+              <w:spacing w:line="240" w:lineRule="auto" w:after="0"/>
+              <w:jc w:val="left"/>
+            </w:pPr>
+            <w:r/>
+            <w:r>
+              <w:rPr>
+                <w:rFonts w:ascii="Times New Roman" w:hAnsi="Times New Roman" w:eastAsia="Times New Roman"/>
+                <w:b w:val="0"/>
+                <w:i w:val="0"/>
+                <w:sz w:val="24"/>
+              </w:rPr>
+              <w:t>JavaFX-приложение; загрузка главного окна из FXML</w:t>
             </w:r>
           </w:p>
         </w:tc>
@@ -378,7 +443,7 @@
       <w:tr>
         <w:tc>
           <w:tcPr>
-            <w:tcW w:type="dxa" w:w="2381"/>
+            <w:tcW w:type="dxa" w:w="1871"/>
           </w:tcPr>
           <w:p>
             <w:pPr>
@@ -399,7 +464,7 @@
         </w:tc>
         <w:tc>
           <w:tcPr>
-            <w:tcW w:type="dxa" w:w="1304"/>
+            <w:tcW w:type="dxa" w:w="2098"/>
           </w:tcPr>
           <w:p>
             <w:pPr>
@@ -414,13 +479,13 @@
                 <w:i w:val="0"/>
                 <w:sz w:val="24"/>
               </w:rPr>
-              <w:t>ui</w:t>
+              <w:t>Действия пользователя в GUI</w:t>
             </w:r>
           </w:p>
         </w:tc>
         <w:tc>
           <w:tcPr>
-            <w:tcW w:type="dxa" w:w="5669"/>
+            <w:tcW w:type="dxa" w:w="2098"/>
           </w:tcPr>
           <w:p>
             <w:pPr>
@@ -435,7 +500,28 @@
                 <w:i w:val="0"/>
                 <w:sz w:val="24"/>
               </w:rPr>
-              <w:t>Контроллер: оркестрация разбора, генерации, прогона и отчётов</w:t>
+              <w:t>Команды модулям, ход и история прогонов</w:t>
+            </w:r>
+          </w:p>
+        </w:tc>
+        <w:tc>
+          <w:tcPr>
+            <w:tcW w:type="dxa" w:w="3288"/>
+          </w:tcPr>
+          <w:p>
+            <w:pPr>
+              <w:spacing w:line="240" w:lineRule="auto" w:after="0"/>
+              <w:jc w:val="left"/>
+            </w:pPr>
+            <w:r/>
+            <w:r>
+              <w:rPr>
+                <w:rFonts w:ascii="Times New Roman" w:hAnsi="Times New Roman" w:eastAsia="Times New Roman"/>
+                <w:b w:val="0"/>
+                <w:i w:val="0"/>
+                <w:sz w:val="24"/>
+              </w:rPr>
+              <w:t>Контроллер главного окна; координирует разбор, генерацию, прогон и отчёты</w:t>
             </w:r>
           </w:p>
         </w:tc>
@@ -443,7 +529,7 @@
       <w:tr>
         <w:tc>
           <w:tcPr>
-            <w:tcW w:type="dxa" w:w="2381"/>
+            <w:tcW w:type="dxa" w:w="1871"/>
           </w:tcPr>
           <w:p>
             <w:pPr>
@@ -464,7 +550,7 @@
         </w:tc>
         <w:tc>
           <w:tcPr>
-            <w:tcW w:type="dxa" w:w="1304"/>
+            <w:tcW w:type="dxa" w:w="2098"/>
           </w:tcPr>
           <w:p>
             <w:pPr>
@@ -479,13 +565,13 @@
                 <w:i w:val="0"/>
                 <w:sz w:val="24"/>
               </w:rPr>
-              <w:t>parser</w:t>
+              <w:t>XML-файл метамодели</w:t>
             </w:r>
           </w:p>
         </w:tc>
         <w:tc>
           <w:tcPr>
-            <w:tcW w:type="dxa" w:w="5669"/>
+            <w:tcW w:type="dxa" w:w="2098"/>
           </w:tcPr>
           <w:p>
             <w:pPr>
@@ -500,7 +586,28 @@
                 <w:i w:val="0"/>
                 <w:sz w:val="24"/>
               </w:rPr>
-              <w:t>Разбор XML-метамодели, построение модели AppModel</w:t>
+              <w:t>Модель AppModel</w:t>
+            </w:r>
+          </w:p>
+        </w:tc>
+        <w:tc>
+          <w:tcPr>
+            <w:tcW w:type="dxa" w:w="3288"/>
+          </w:tcPr>
+          <w:p>
+            <w:pPr>
+              <w:spacing w:line="240" w:lineRule="auto" w:after="0"/>
+              <w:jc w:val="left"/>
+            </w:pPr>
+            <w:r/>
+            <w:r>
+              <w:rPr>
+                <w:rFonts w:ascii="Times New Roman" w:hAnsi="Times New Roman" w:eastAsia="Times New Roman"/>
+                <w:b w:val="0"/>
+                <w:i w:val="0"/>
+                <w:sz w:val="24"/>
+              </w:rPr>
+              <w:t>Фасад потокового разбора XML-метамодели через StAX</w:t>
             </w:r>
           </w:p>
         </w:tc>
@@ -508,7 +615,7 @@
       <w:tr>
         <w:tc>
           <w:tcPr>
-            <w:tcW w:type="dxa" w:w="2381"/>
+            <w:tcW w:type="dxa" w:w="1871"/>
           </w:tcPr>
           <w:p>
             <w:pPr>
@@ -529,7 +636,7 @@
         </w:tc>
         <w:tc>
           <w:tcPr>
-            <w:tcW w:type="dxa" w:w="1304"/>
+            <w:tcW w:type="dxa" w:w="2098"/>
           </w:tcPr>
           <w:p>
             <w:pPr>
@@ -544,13 +651,34 @@
                 <w:i w:val="0"/>
                 <w:sz w:val="24"/>
               </w:rPr>
-              <w:t>parser</w:t>
+              <w:t>XMLStreamReader, элемент &lt;Entity&gt;</w:t>
             </w:r>
           </w:p>
         </w:tc>
         <w:tc>
           <w:tcPr>
-            <w:tcW w:type="dxa" w:w="5669"/>
+            <w:tcW w:type="dxa" w:w="2098"/>
+          </w:tcPr>
+          <w:p>
+            <w:pPr>
+              <w:spacing w:line="240" w:lineRule="auto" w:after="0"/>
+              <w:jc w:val="left"/>
+            </w:pPr>
+            <w:r/>
+            <w:r>
+              <w:rPr>
+                <w:rFonts w:ascii="Times New Roman" w:hAnsi="Times New Roman" w:eastAsia="Times New Roman"/>
+                <w:b w:val="0"/>
+                <w:i w:val="0"/>
+                <w:sz w:val="24"/>
+              </w:rPr>
+              <w:t>EntityObject</w:t>
+            </w:r>
+          </w:p>
+        </w:tc>
+        <w:tc>
+          <w:tcPr>
+            <w:tcW w:type="dxa" w:w="3288"/>
           </w:tcPr>
           <w:p>
             <w:pPr>
@@ -573,7 +701,7 @@
       <w:tr>
         <w:tc>
           <w:tcPr>
-            <w:tcW w:type="dxa" w:w="2381"/>
+            <w:tcW w:type="dxa" w:w="1871"/>
           </w:tcPr>
           <w:p>
             <w:pPr>
@@ -594,7 +722,7 @@
         </w:tc>
         <w:tc>
           <w:tcPr>
-            <w:tcW w:type="dxa" w:w="1304"/>
+            <w:tcW w:type="dxa" w:w="2098"/>
           </w:tcPr>
           <w:p>
             <w:pPr>
@@ -609,13 +737,13 @@
                 <w:i w:val="0"/>
                 <w:sz w:val="24"/>
               </w:rPr>
-              <w:t>parser</w:t>
+              <w:t>XMLStreamReader, блок &lt;Properties&gt;</w:t>
             </w:r>
           </w:p>
         </w:tc>
         <w:tc>
           <w:tcPr>
-            <w:tcW w:type="dxa" w:w="5669"/>
+            <w:tcW w:type="dxa" w:w="2098"/>
           </w:tcPr>
           <w:p>
             <w:pPr>
@@ -630,7 +758,28 @@
                 <w:i w:val="0"/>
                 <w:sz w:val="24"/>
               </w:rPr>
-              <w:t>Разбор групп свойств и свойств</w:t>
+              <w:t>PropertyGroup</w:t>
+            </w:r>
+          </w:p>
+        </w:tc>
+        <w:tc>
+          <w:tcPr>
+            <w:tcW w:type="dxa" w:w="3288"/>
+          </w:tcPr>
+          <w:p>
+            <w:pPr>
+              <w:spacing w:line="240" w:lineRule="auto" w:after="0"/>
+              <w:jc w:val="left"/>
+            </w:pPr>
+            <w:r/>
+            <w:r>
+              <w:rPr>
+                <w:rFonts w:ascii="Times New Roman" w:hAnsi="Times New Roman" w:eastAsia="Times New Roman"/>
+                <w:b w:val="0"/>
+                <w:i w:val="0"/>
+                <w:sz w:val="24"/>
+              </w:rPr>
+              <w:t>Разбор групп свойств и операций по пространству имён</w:t>
             </w:r>
           </w:p>
         </w:tc>
@@ -638,7 +787,7 @@
       <w:tr>
         <w:tc>
           <w:tcPr>
-            <w:tcW w:type="dxa" w:w="2381"/>
+            <w:tcW w:type="dxa" w:w="1871"/>
           </w:tcPr>
           <w:p>
             <w:pPr>
@@ -659,7 +808,7 @@
         </w:tc>
         <w:tc>
           <w:tcPr>
-            <w:tcW w:type="dxa" w:w="1304"/>
+            <w:tcW w:type="dxa" w:w="2098"/>
           </w:tcPr>
           <w:p>
             <w:pPr>
@@ -674,13 +823,13 @@
                 <w:i w:val="0"/>
                 <w:sz w:val="24"/>
               </w:rPr>
-              <w:t>parser</w:t>
+              <w:t>XMLStreamReader, блок &lt;Search&gt;</w:t>
             </w:r>
           </w:p>
         </w:tc>
         <w:tc>
           <w:tcPr>
-            <w:tcW w:type="dxa" w:w="5669"/>
+            <w:tcW w:type="dxa" w:w="2098"/>
           </w:tcPr>
           <w:p>
             <w:pPr>
@@ -695,7 +844,28 @@
                 <w:i w:val="0"/>
                 <w:sz w:val="24"/>
               </w:rPr>
-              <w:t>Разбор поисков (фильтров) сущности</w:t>
+              <w:t>Список Search</w:t>
+            </w:r>
+          </w:p>
+        </w:tc>
+        <w:tc>
+          <w:tcPr>
+            <w:tcW w:type="dxa" w:w="3288"/>
+          </w:tcPr>
+          <w:p>
+            <w:pPr>
+              <w:spacing w:line="240" w:lineRule="auto" w:after="0"/>
+              <w:jc w:val="left"/>
+            </w:pPr>
+            <w:r/>
+            <w:r>
+              <w:rPr>
+                <w:rFonts w:ascii="Times New Roman" w:hAnsi="Times New Roman" w:eastAsia="Times New Roman"/>
+                <w:b w:val="0"/>
+                <w:i w:val="0"/>
+                <w:sz w:val="24"/>
+              </w:rPr>
+              <w:t>Разбор поисковых блоков (фильтров) и параметров поиска</w:t>
             </w:r>
           </w:p>
         </w:tc>
@@ -703,7 +873,7 @@
       <w:tr>
         <w:tc>
           <w:tcPr>
-            <w:tcW w:type="dxa" w:w="2381"/>
+            <w:tcW w:type="dxa" w:w="1871"/>
           </w:tcPr>
           <w:p>
             <w:pPr>
@@ -724,7 +894,7 @@
         </w:tc>
         <w:tc>
           <w:tcPr>
-            <w:tcW w:type="dxa" w:w="1304"/>
+            <w:tcW w:type="dxa" w:w="2098"/>
           </w:tcPr>
           <w:p>
             <w:pPr>
@@ -739,13 +909,13 @@
                 <w:i w:val="0"/>
                 <w:sz w:val="24"/>
               </w:rPr>
-              <w:t>parser</w:t>
+              <w:t>XMLStreamReader, имя атрибута</w:t>
             </w:r>
           </w:p>
         </w:tc>
         <w:tc>
           <w:tcPr>
-            <w:tcW w:type="dxa" w:w="5669"/>
+            <w:tcW w:type="dxa" w:w="2098"/>
           </w:tcPr>
           <w:p>
             <w:pPr>
@@ -760,7 +930,28 @@
                 <w:i w:val="0"/>
                 <w:sz w:val="24"/>
               </w:rPr>
-              <w:t>Утилиты потокового разбора XML (StAX)</w:t>
+              <w:t>Строка / число</w:t>
+            </w:r>
+          </w:p>
+        </w:tc>
+        <w:tc>
+          <w:tcPr>
+            <w:tcW w:type="dxa" w:w="3288"/>
+          </w:tcPr>
+          <w:p>
+            <w:pPr>
+              <w:spacing w:line="240" w:lineRule="auto" w:after="0"/>
+              <w:jc w:val="left"/>
+            </w:pPr>
+            <w:r/>
+            <w:r>
+              <w:rPr>
+                <w:rFonts w:ascii="Times New Roman" w:hAnsi="Times New Roman" w:eastAsia="Times New Roman"/>
+                <w:b w:val="0"/>
+                <w:i w:val="0"/>
+                <w:sz w:val="24"/>
+              </w:rPr>
+              <w:t>Библиотека утилит потокового разбора XML (StAX)</w:t>
             </w:r>
           </w:p>
         </w:tc>
@@ -768,7 +959,7 @@
       <w:tr>
         <w:tc>
           <w:tcPr>
-            <w:tcW w:type="dxa" w:w="2381"/>
+            <w:tcW w:type="dxa" w:w="1871"/>
           </w:tcPr>
           <w:p>
             <w:pPr>
@@ -789,7 +980,7 @@
         </w:tc>
         <w:tc>
           <w:tcPr>
-            <w:tcW w:type="dxa" w:w="1304"/>
+            <w:tcW w:type="dxa" w:w="2098"/>
           </w:tcPr>
           <w:p>
             <w:pPr>
@@ -804,13 +995,13 @@
                 <w:i w:val="0"/>
                 <w:sz w:val="24"/>
               </w:rPr>
-              <w:t>parser</w:t>
+              <w:t>—</w:t>
             </w:r>
           </w:p>
         </w:tc>
         <w:tc>
           <w:tcPr>
-            <w:tcW w:type="dxa" w:w="5669"/>
+            <w:tcW w:type="dxa" w:w="2098"/>
           </w:tcPr>
           <w:p>
             <w:pPr>
@@ -825,7 +1016,28 @@
                 <w:i w:val="0"/>
                 <w:sz w:val="24"/>
               </w:rPr>
-              <w:t>Константы пространств имён XML</w:t>
+              <w:t>Константы NS_E, NS_E3, NS_MD</w:t>
+            </w:r>
+          </w:p>
+        </w:tc>
+        <w:tc>
+          <w:tcPr>
+            <w:tcW w:type="dxa" w:w="3288"/>
+          </w:tcPr>
+          <w:p>
+            <w:pPr>
+              <w:spacing w:line="240" w:lineRule="auto" w:after="0"/>
+              <w:jc w:val="left"/>
+            </w:pPr>
+            <w:r/>
+            <w:r>
+              <w:rPr>
+                <w:rFonts w:ascii="Times New Roman" w:hAnsi="Times New Roman" w:eastAsia="Times New Roman"/>
+                <w:b w:val="0"/>
+                <w:i w:val="0"/>
+                <w:sz w:val="24"/>
+              </w:rPr>
+              <w:t>Библиотека констант пространств имён XML</w:t>
             </w:r>
           </w:p>
         </w:tc>
@@ -833,7 +1045,7 @@
       <w:tr>
         <w:tc>
           <w:tcPr>
-            <w:tcW w:type="dxa" w:w="2381"/>
+            <w:tcW w:type="dxa" w:w="1871"/>
           </w:tcPr>
           <w:p>
             <w:pPr>
@@ -854,7 +1066,7 @@
         </w:tc>
         <w:tc>
           <w:tcPr>
-            <w:tcW w:type="dxa" w:w="1304"/>
+            <w:tcW w:type="dxa" w:w="2098"/>
           </w:tcPr>
           <w:p>
             <w:pPr>
@@ -869,13 +1081,13 @@
                 <w:i w:val="0"/>
                 <w:sz w:val="24"/>
               </w:rPr>
-              <w:t>model</w:t>
+              <w:t>AppModel, EntityObject</w:t>
             </w:r>
           </w:p>
         </w:tc>
         <w:tc>
           <w:tcPr>
-            <w:tcW w:type="dxa" w:w="5669"/>
+            <w:tcW w:type="dxa" w:w="2098"/>
           </w:tcPr>
           <w:p>
             <w:pPr>
@@ -890,7 +1102,28 @@
                 <w:i w:val="0"/>
                 <w:sz w:val="24"/>
               </w:rPr>
-              <w:t>Классификация сущностей: основная, дочерняя, справочник</w:t>
+              <w:t>Вид: PRIMARY / CHILD / REFERENCE</w:t>
+            </w:r>
+          </w:p>
+        </w:tc>
+        <w:tc>
+          <w:tcPr>
+            <w:tcW w:type="dxa" w:w="3288"/>
+          </w:tcPr>
+          <w:p>
+            <w:pPr>
+              <w:spacing w:line="240" w:lineRule="auto" w:after="0"/>
+              <w:jc w:val="left"/>
+            </w:pPr>
+            <w:r/>
+            <w:r>
+              <w:rPr>
+                <w:rFonts w:ascii="Times New Roman" w:hAnsi="Times New Roman" w:eastAsia="Times New Roman"/>
+                <w:b w:val="0"/>
+                <w:i w:val="0"/>
+                <w:sz w:val="24"/>
+              </w:rPr>
+              <w:t>Классификация сущностей по правилам предметной области</w:t>
             </w:r>
           </w:p>
         </w:tc>
@@ -898,7 +1131,7 @@
       <w:tr>
         <w:tc>
           <w:tcPr>
-            <w:tcW w:type="dxa" w:w="2381"/>
+            <w:tcW w:type="dxa" w:w="1871"/>
           </w:tcPr>
           <w:p>
             <w:pPr>
@@ -919,7 +1152,7 @@
         </w:tc>
         <w:tc>
           <w:tcPr>
-            <w:tcW w:type="dxa" w:w="1304"/>
+            <w:tcW w:type="dxa" w:w="2098"/>
           </w:tcPr>
           <w:p>
             <w:pPr>
@@ -934,13 +1167,13 @@
                 <w:i w:val="0"/>
                 <w:sz w:val="24"/>
               </w:rPr>
-              <w:t>generator</w:t>
+              <w:t>Параметры от пользователя</w:t>
             </w:r>
           </w:p>
         </w:tc>
         <w:tc>
           <w:tcPr>
-            <w:tcW w:type="dxa" w:w="5669"/>
+            <w:tcW w:type="dxa" w:w="2098"/>
           </w:tcPr>
           <w:p>
             <w:pPr>
@@ -955,7 +1188,28 @@
                 <w:i w:val="0"/>
                 <w:sz w:val="24"/>
               </w:rPr>
-              <w:t>Параметры генерации и прогона</w:t>
+              <w:t>Объект конфигурации</w:t>
+            </w:r>
+          </w:p>
+        </w:tc>
+        <w:tc>
+          <w:tcPr>
+            <w:tcW w:type="dxa" w:w="3288"/>
+          </w:tcPr>
+          <w:p>
+            <w:pPr>
+              <w:spacing w:line="240" w:lineRule="auto" w:after="0"/>
+              <w:jc w:val="left"/>
+            </w:pPr>
+            <w:r/>
+            <w:r>
+              <w:rPr>
+                <w:rFonts w:ascii="Times New Roman" w:hAnsi="Times New Roman" w:eastAsia="Times New Roman"/>
+                <w:b w:val="0"/>
+                <w:i w:val="0"/>
+                <w:sz w:val="24"/>
+              </w:rPr>
+              <w:t>Хранение параметров генерации и прогона (уровень, fastMode, фильтры)</w:t>
             </w:r>
           </w:p>
         </w:tc>
@@ -963,7 +1217,7 @@
       <w:tr>
         <w:tc>
           <w:tcPr>
-            <w:tcW w:type="dxa" w:w="2381"/>
+            <w:tcW w:type="dxa" w:w="1871"/>
           </w:tcPr>
           <w:p>
             <w:pPr>
@@ -984,7 +1238,7 @@
         </w:tc>
         <w:tc>
           <w:tcPr>
-            <w:tcW w:type="dxa" w:w="1304"/>
+            <w:tcW w:type="dxa" w:w="2098"/>
           </w:tcPr>
           <w:p>
             <w:pPr>
@@ -999,13 +1253,13 @@
                 <w:i w:val="0"/>
                 <w:sz w:val="24"/>
               </w:rPr>
-              <w:t>generator</w:t>
+              <w:t>AppModel, TestConfig</w:t>
             </w:r>
           </w:p>
         </w:tc>
         <w:tc>
           <w:tcPr>
-            <w:tcW w:type="dxa" w:w="5669"/>
+            <w:tcW w:type="dxa" w:w="2098"/>
           </w:tcPr>
           <w:p>
             <w:pPr>
@@ -1020,7 +1274,28 @@
                 <w:i w:val="0"/>
                 <w:sz w:val="24"/>
               </w:rPr>
-              <w:t>Оркестрация генерации тест-проекта</w:t>
+              <w:t>Maven-проект автотестов (файлы)</w:t>
+            </w:r>
+          </w:p>
+        </w:tc>
+        <w:tc>
+          <w:tcPr>
+            <w:tcW w:type="dxa" w:w="3288"/>
+          </w:tcPr>
+          <w:p>
+            <w:pPr>
+              <w:spacing w:line="240" w:lineRule="auto" w:after="0"/>
+              <w:jc w:val="left"/>
+            </w:pPr>
+            <w:r/>
+            <w:r>
+              <w:rPr>
+                <w:rFonts w:ascii="Times New Roman" w:hAnsi="Times New Roman" w:eastAsia="Times New Roman"/>
+                <w:b w:val="0"/>
+                <w:i w:val="0"/>
+                <w:sz w:val="24"/>
+              </w:rPr>
+              <w:t>Оркестратор генерации проекта автотестов</w:t>
             </w:r>
           </w:p>
         </w:tc>
@@ -1028,7 +1303,7 @@
       <w:tr>
         <w:tc>
           <w:tcPr>
-            <w:tcW w:type="dxa" w:w="2381"/>
+            <w:tcW w:type="dxa" w:w="1871"/>
           </w:tcPr>
           <w:p>
             <w:pPr>
@@ -1049,7 +1324,7 @@
         </w:tc>
         <w:tc>
           <w:tcPr>
-            <w:tcW w:type="dxa" w:w="1304"/>
+            <w:tcW w:type="dxa" w:w="2098"/>
           </w:tcPr>
           <w:p>
             <w:pPr>
@@ -1064,13 +1339,13 @@
                 <w:i w:val="0"/>
                 <w:sz w:val="24"/>
               </w:rPr>
-              <w:t>generator</w:t>
+              <w:t>EntityObject, AppModel</w:t>
             </w:r>
           </w:p>
         </w:tc>
         <w:tc>
           <w:tcPr>
-            <w:tcW w:type="dxa" w:w="5669"/>
+            <w:tcW w:type="dxa" w:w="2098"/>
           </w:tcPr>
           <w:p>
             <w:pPr>
@@ -1085,7 +1360,28 @@
                 <w:i w:val="0"/>
                 <w:sz w:val="24"/>
               </w:rPr>
-              <w:t>Генерация объекта страницы (Page Object)</w:t>
+              <w:t>Java-файл Page Object</w:t>
+            </w:r>
+          </w:p>
+        </w:tc>
+        <w:tc>
+          <w:tcPr>
+            <w:tcW w:type="dxa" w:w="3288"/>
+          </w:tcPr>
+          <w:p>
+            <w:pPr>
+              <w:spacing w:line="240" w:lineRule="auto" w:after="0"/>
+              <w:jc w:val="left"/>
+            </w:pPr>
+            <w:r/>
+            <w:r>
+              <w:rPr>
+                <w:rFonts w:ascii="Times New Roman" w:hAnsi="Times New Roman" w:eastAsia="Times New Roman"/>
+                <w:b w:val="0"/>
+                <w:i w:val="0"/>
+                <w:sz w:val="24"/>
+              </w:rPr>
+              <w:t>Генерация объекта страницы (Page Object) для основной сущности</w:t>
             </w:r>
           </w:p>
         </w:tc>
@@ -1093,7 +1389,7 @@
       <w:tr>
         <w:tc>
           <w:tcPr>
-            <w:tcW w:type="dxa" w:w="2381"/>
+            <w:tcW w:type="dxa" w:w="1871"/>
           </w:tcPr>
           <w:p>
             <w:pPr>
@@ -1114,7 +1410,7 @@
         </w:tc>
         <w:tc>
           <w:tcPr>
-            <w:tcW w:type="dxa" w:w="1304"/>
+            <w:tcW w:type="dxa" w:w="2098"/>
           </w:tcPr>
           <w:p>
             <w:pPr>
@@ -1129,13 +1425,13 @@
                 <w:i w:val="0"/>
                 <w:sz w:val="24"/>
               </w:rPr>
-              <w:t>generator</w:t>
+              <w:t>EntityObject, AppModel, уровень</w:t>
             </w:r>
           </w:p>
         </w:tc>
         <w:tc>
           <w:tcPr>
-            <w:tcW w:type="dxa" w:w="5669"/>
+            <w:tcW w:type="dxa" w:w="2098"/>
           </w:tcPr>
           <w:p>
             <w:pPr>
@@ -1150,7 +1446,28 @@
                 <w:i w:val="0"/>
                 <w:sz w:val="24"/>
               </w:rPr>
-              <w:t>Генерация тестового класса</w:t>
+              <w:t>Java-файл теста (JUnit 5)</w:t>
+            </w:r>
+          </w:p>
+        </w:tc>
+        <w:tc>
+          <w:tcPr>
+            <w:tcW w:type="dxa" w:w="3288"/>
+          </w:tcPr>
+          <w:p>
+            <w:pPr>
+              <w:spacing w:line="240" w:lineRule="auto" w:after="0"/>
+              <w:jc w:val="left"/>
+            </w:pPr>
+            <w:r/>
+            <w:r>
+              <w:rPr>
+                <w:rFonts w:ascii="Times New Roman" w:hAnsi="Times New Roman" w:eastAsia="Times New Roman"/>
+                <w:b w:val="0"/>
+                <w:i w:val="0"/>
+                <w:sz w:val="24"/>
+              </w:rPr>
+              <w:t>Генерация тест-класса в зависимости от уровня тестирования</w:t>
             </w:r>
           </w:p>
         </w:tc>
@@ -1158,7 +1475,7 @@
       <w:tr>
         <w:tc>
           <w:tcPr>
-            <w:tcW w:type="dxa" w:w="2381"/>
+            <w:tcW w:type="dxa" w:w="1871"/>
           </w:tcPr>
           <w:p>
             <w:pPr>
@@ -1179,7 +1496,7 @@
         </w:tc>
         <w:tc>
           <w:tcPr>
-            <w:tcW w:type="dxa" w:w="1304"/>
+            <w:tcW w:type="dxa" w:w="2098"/>
           </w:tcPr>
           <w:p>
             <w:pPr>
@@ -1194,13 +1511,13 @@
                 <w:i w:val="0"/>
                 <w:sz w:val="24"/>
               </w:rPr>
-              <w:t>generator</w:t>
+              <w:t>Тип поля, маска, зерно</w:t>
             </w:r>
           </w:p>
         </w:tc>
         <w:tc>
           <w:tcPr>
-            <w:tcW w:type="dxa" w:w="5669"/>
+            <w:tcW w:type="dxa" w:w="2098"/>
           </w:tcPr>
           <w:p>
             <w:pPr>
@@ -1215,7 +1532,28 @@
                 <w:i w:val="0"/>
                 <w:sz w:val="24"/>
               </w:rPr>
-              <w:t>Формирование тестовых данных по типам и маскам</w:t>
+              <w:t>Сгенерированное значение</w:t>
+            </w:r>
+          </w:p>
+        </w:tc>
+        <w:tc>
+          <w:tcPr>
+            <w:tcW w:type="dxa" w:w="3288"/>
+          </w:tcPr>
+          <w:p>
+            <w:pPr>
+              <w:spacing w:line="240" w:lineRule="auto" w:after="0"/>
+              <w:jc w:val="left"/>
+            </w:pPr>
+            <w:r/>
+            <w:r>
+              <w:rPr>
+                <w:rFonts w:ascii="Times New Roman" w:hAnsi="Times New Roman" w:eastAsia="Times New Roman"/>
+                <w:b w:val="0"/>
+                <w:i w:val="0"/>
+                <w:sz w:val="24"/>
+              </w:rPr>
+              <w:t>Формирование детерминированных тестовых данных по типам и маскам</w:t>
             </w:r>
           </w:p>
         </w:tc>
@@ -1223,7 +1561,7 @@
       <w:tr>
         <w:tc>
           <w:tcPr>
-            <w:tcW w:type="dxa" w:w="2381"/>
+            <w:tcW w:type="dxa" w:w="1871"/>
           </w:tcPr>
           <w:p>
             <w:pPr>
@@ -1244,7 +1582,7 @@
         </w:tc>
         <w:tc>
           <w:tcPr>
-            <w:tcW w:type="dxa" w:w="1304"/>
+            <w:tcW w:type="dxa" w:w="2098"/>
           </w:tcPr>
           <w:p>
             <w:pPr>
@@ -1259,13 +1597,13 @@
                 <w:i w:val="0"/>
                 <w:sz w:val="24"/>
               </w:rPr>
-              <w:t>generator</w:t>
+              <w:t>Каталог проекта, фильтр, fastMode</w:t>
             </w:r>
           </w:p>
         </w:tc>
         <w:tc>
           <w:tcPr>
-            <w:tcW w:type="dxa" w:w="5669"/>
+            <w:tcW w:type="dxa" w:w="2098"/>
           </w:tcPr>
           <w:p>
             <w:pPr>
@@ -1280,7 +1618,28 @@
                 <w:i w:val="0"/>
                 <w:sz w:val="24"/>
               </w:rPr>
-              <w:t>Запуск автотестов (Maven), сбор результатов</w:t>
+              <w:t>RunResult, поток вывода</w:t>
+            </w:r>
+          </w:p>
+        </w:tc>
+        <w:tc>
+          <w:tcPr>
+            <w:tcW w:type="dxa" w:w="3288"/>
+          </w:tcPr>
+          <w:p>
+            <w:pPr>
+              <w:spacing w:line="240" w:lineRule="auto" w:after="0"/>
+              <w:jc w:val="left"/>
+            </w:pPr>
+            <w:r/>
+            <w:r>
+              <w:rPr>
+                <w:rFonts w:ascii="Times New Roman" w:hAnsi="Times New Roman" w:eastAsia="Times New Roman"/>
+                <w:b w:val="0"/>
+                <w:i w:val="0"/>
+                <w:sz w:val="24"/>
+              </w:rPr>
+              <w:t>Запуск автотестов (mvn test), потоковый разбор Surefire-отчётов</w:t>
             </w:r>
           </w:p>
         </w:tc>
@@ -1288,7 +1647,7 @@
       <w:tr>
         <w:tc>
           <w:tcPr>
-            <w:tcW w:type="dxa" w:w="2381"/>
+            <w:tcW w:type="dxa" w:w="1871"/>
           </w:tcPr>
           <w:p>
             <w:pPr>
@@ -1309,7 +1668,7 @@
         </w:tc>
         <w:tc>
           <w:tcPr>
-            <w:tcW w:type="dxa" w:w="1304"/>
+            <w:tcW w:type="dxa" w:w="2098"/>
           </w:tcPr>
           <w:p>
             <w:pPr>
@@ -1324,13 +1683,13 @@
                 <w:i w:val="0"/>
                 <w:sz w:val="24"/>
               </w:rPr>
-              <w:t>generator</w:t>
+              <w:t>RunResult, каталог отчётов</w:t>
             </w:r>
           </w:p>
         </w:tc>
         <w:tc>
           <w:tcPr>
-            <w:tcW w:type="dxa" w:w="5669"/>
+            <w:tcW w:type="dxa" w:w="2098"/>
           </w:tcPr>
           <w:p>
             <w:pPr>
@@ -1345,7 +1704,28 @@
                 <w:i w:val="0"/>
                 <w:sz w:val="24"/>
               </w:rPr>
-              <w:t>Формирование отчётов о прогоне (HTML, CSV)</w:t>
+              <w:t>Отчёты HTML и CSV</w:t>
+            </w:r>
+          </w:p>
+        </w:tc>
+        <w:tc>
+          <w:tcPr>
+            <w:tcW w:type="dxa" w:w="3288"/>
+          </w:tcPr>
+          <w:p>
+            <w:pPr>
+              <w:spacing w:line="240" w:lineRule="auto" w:after="0"/>
+              <w:jc w:val="left"/>
+            </w:pPr>
+            <w:r/>
+            <w:r>
+              <w:rPr>
+                <w:rFonts w:ascii="Times New Roman" w:hAnsi="Times New Roman" w:eastAsia="Times New Roman"/>
+                <w:b w:val="0"/>
+                <w:i w:val="0"/>
+                <w:sz w:val="24"/>
+              </w:rPr>
+              <w:t>Формирование отчётов о результатах прогона</w:t>
             </w:r>
           </w:p>
         </w:tc>
@@ -1353,7 +1733,7 @@
       <w:tr>
         <w:tc>
           <w:tcPr>
-            <w:tcW w:type="dxa" w:w="2381"/>
+            <w:tcW w:type="dxa" w:w="1871"/>
           </w:tcPr>
           <w:p>
             <w:pPr>
@@ -1374,7 +1754,7 @@
         </w:tc>
         <w:tc>
           <w:tcPr>
-            <w:tcW w:type="dxa" w:w="1304"/>
+            <w:tcW w:type="dxa" w:w="2098"/>
           </w:tcPr>
           <w:p>
             <w:pPr>
@@ -1389,13 +1769,13 @@
                 <w:i w:val="0"/>
                 <w:sz w:val="24"/>
               </w:rPr>
-              <w:t>data</w:t>
+              <w:t>RunResult / запрос истории</w:t>
             </w:r>
           </w:p>
         </w:tc>
         <w:tc>
           <w:tcPr>
-            <w:tcW w:type="dxa" w:w="5669"/>
+            <w:tcW w:type="dxa" w:w="2098"/>
           </w:tcPr>
           <w:p>
             <w:pPr>
@@ -1410,7 +1790,28 @@
                 <w:i w:val="0"/>
                 <w:sz w:val="24"/>
               </w:rPr>
-              <w:t>Доступ к БД отчётов: сохранение и чтение прогонов</w:t>
+              <w:t>id прогона / список прогонов</w:t>
+            </w:r>
+          </w:p>
+        </w:tc>
+        <w:tc>
+          <w:tcPr>
+            <w:tcW w:type="dxa" w:w="3288"/>
+          </w:tcPr>
+          <w:p>
+            <w:pPr>
+              <w:spacing w:line="240" w:lineRule="auto" w:after="0"/>
+              <w:jc w:val="left"/>
+            </w:pPr>
+            <w:r/>
+            <w:r>
+              <w:rPr>
+                <w:rFonts w:ascii="Times New Roman" w:hAnsi="Times New Roman" w:eastAsia="Times New Roman"/>
+                <w:b w:val="0"/>
+                <w:i w:val="0"/>
+                <w:sz w:val="24"/>
+              </w:rPr>
+              <w:t>Фасад сохранения и чтения истории прогонов из БД</w:t>
             </w:r>
           </w:p>
         </w:tc>
@@ -1418,7 +1819,7 @@
       <w:tr>
         <w:tc>
           <w:tcPr>
-            <w:tcW w:type="dxa" w:w="2381"/>
+            <w:tcW w:type="dxa" w:w="1871"/>
           </w:tcPr>
           <w:p>
             <w:pPr>
@@ -1439,7 +1840,7 @@
         </w:tc>
         <w:tc>
           <w:tcPr>
-            <w:tcW w:type="dxa" w:w="1304"/>
+            <w:tcW w:type="dxa" w:w="2098"/>
           </w:tcPr>
           <w:p>
             <w:pPr>
@@ -1454,13 +1855,13 @@
                 <w:i w:val="0"/>
                 <w:sz w:val="24"/>
               </w:rPr>
-              <w:t>data</w:t>
+              <w:t>Соединение с БД</w:t>
             </w:r>
           </w:p>
         </w:tc>
         <w:tc>
           <w:tcPr>
-            <w:tcW w:type="dxa" w:w="5669"/>
+            <w:tcW w:type="dxa" w:w="2098"/>
           </w:tcPr>
           <w:p>
             <w:pPr>
@@ -1475,7 +1876,28 @@
                 <w:i w:val="0"/>
                 <w:sz w:val="24"/>
               </w:rPr>
-              <w:t>Создание схемы БД отчётов</w:t>
+              <w:t>Созданные таблицы</w:t>
+            </w:r>
+          </w:p>
+        </w:tc>
+        <w:tc>
+          <w:tcPr>
+            <w:tcW w:type="dxa" w:w="3288"/>
+          </w:tcPr>
+          <w:p>
+            <w:pPr>
+              <w:spacing w:line="240" w:lineRule="auto" w:after="0"/>
+              <w:jc w:val="left"/>
+            </w:pPr>
+            <w:r/>
+            <w:r>
+              <w:rPr>
+                <w:rFonts w:ascii="Times New Roman" w:hAnsi="Times New Roman" w:eastAsia="Times New Roman"/>
+                <w:b w:val="0"/>
+                <w:i w:val="0"/>
+                <w:sz w:val="24"/>
+              </w:rPr>
+              <w:t>Создание схемы БД отчётов при первом запуске</w:t>
             </w:r>
           </w:p>
         </w:tc>
@@ -1483,7 +1905,7 @@
       <w:tr>
         <w:tc>
           <w:tcPr>
-            <w:tcW w:type="dxa" w:w="2381"/>
+            <w:tcW w:type="dxa" w:w="1871"/>
           </w:tcPr>
           <w:p>
             <w:pPr>
@@ -1504,7 +1926,7 @@
         </w:tc>
         <w:tc>
           <w:tcPr>
-            <w:tcW w:type="dxa" w:w="1304"/>
+            <w:tcW w:type="dxa" w:w="2098"/>
           </w:tcPr>
           <w:p>
             <w:pPr>
@@ -1519,13 +1941,13 @@
                 <w:i w:val="0"/>
                 <w:sz w:val="24"/>
               </w:rPr>
-              <w:t>data</w:t>
+              <w:t>Путь к файлу БД</w:t>
             </w:r>
           </w:p>
         </w:tc>
         <w:tc>
           <w:tcPr>
-            <w:tcW w:type="dxa" w:w="5669"/>
+            <w:tcW w:type="dxa" w:w="2098"/>
           </w:tcPr>
           <w:p>
             <w:pPr>
@@ -1540,7 +1962,28 @@
                 <w:i w:val="0"/>
                 <w:sz w:val="24"/>
               </w:rPr>
-              <w:t>Управление соединением с БД (SQLite)</w:t>
+              <w:t>Соединение JDBC (Connection)</w:t>
+            </w:r>
+          </w:p>
+        </w:tc>
+        <w:tc>
+          <w:tcPr>
+            <w:tcW w:type="dxa" w:w="3288"/>
+          </w:tcPr>
+          <w:p>
+            <w:pPr>
+              <w:spacing w:line="240" w:lineRule="auto" w:after="0"/>
+              <w:jc w:val="left"/>
+            </w:pPr>
+            <w:r/>
+            <w:r>
+              <w:rPr>
+                <w:rFonts w:ascii="Times New Roman" w:hAnsi="Times New Roman" w:eastAsia="Times New Roman"/>
+                <w:b w:val="0"/>
+                <w:i w:val="0"/>
+                <w:sz w:val="24"/>
+              </w:rPr>
+              <w:t>Библиотека управления соединением с БД SQLite</w:t>
             </w:r>
           </w:p>
         </w:tc>
@@ -1548,7 +1991,7 @@
       <w:tr>
         <w:tc>
           <w:tcPr>
-            <w:tcW w:type="dxa" w:w="2381"/>
+            <w:tcW w:type="dxa" w:w="1871"/>
           </w:tcPr>
           <w:p>
             <w:pPr>
@@ -1569,7 +2012,7 @@
         </w:tc>
         <w:tc>
           <w:tcPr>
-            <w:tcW w:type="dxa" w:w="1304"/>
+            <w:tcW w:type="dxa" w:w="2098"/>
           </w:tcPr>
           <w:p>
             <w:pPr>
@@ -1584,13 +2027,13 @@
                 <w:i w:val="0"/>
                 <w:sz w:val="24"/>
               </w:rPr>
-              <w:t>data</w:t>
+              <w:t>Connection, RunResult</w:t>
             </w:r>
           </w:p>
         </w:tc>
         <w:tc>
           <w:tcPr>
-            <w:tcW w:type="dxa" w:w="5669"/>
+            <w:tcW w:type="dxa" w:w="2098"/>
           </w:tcPr>
           <w:p>
             <w:pPr>
@@ -1605,7 +2048,28 @@
                 <w:i w:val="0"/>
                 <w:sz w:val="24"/>
               </w:rPr>
-              <w:t>Доступ к данным прогонов</w:t>
+              <w:t>id прогона / список прогонов</w:t>
+            </w:r>
+          </w:p>
+        </w:tc>
+        <w:tc>
+          <w:tcPr>
+            <w:tcW w:type="dxa" w:w="3288"/>
+          </w:tcPr>
+          <w:p>
+            <w:pPr>
+              <w:spacing w:line="240" w:lineRule="auto" w:after="0"/>
+              <w:jc w:val="left"/>
+            </w:pPr>
+            <w:r/>
+            <w:r>
+              <w:rPr>
+                <w:rFonts w:ascii="Times New Roman" w:hAnsi="Times New Roman" w:eastAsia="Times New Roman"/>
+                <w:b w:val="0"/>
+                <w:i w:val="0"/>
+                <w:sz w:val="24"/>
+              </w:rPr>
+              <w:t>Доступ к данным прогонов (таблица run)</w:t>
             </w:r>
           </w:p>
         </w:tc>
@@ -1613,7 +2077,7 @@
       <w:tr>
         <w:tc>
           <w:tcPr>
-            <w:tcW w:type="dxa" w:w="2381"/>
+            <w:tcW w:type="dxa" w:w="1871"/>
           </w:tcPr>
           <w:p>
             <w:pPr>
@@ -1634,7 +2098,7 @@
         </w:tc>
         <w:tc>
           <w:tcPr>
-            <w:tcW w:type="dxa" w:w="1304"/>
+            <w:tcW w:type="dxa" w:w="2098"/>
           </w:tcPr>
           <w:p>
             <w:pPr>
@@ -1649,13 +2113,13 @@
                 <w:i w:val="0"/>
                 <w:sz w:val="24"/>
               </w:rPr>
-              <w:t>data</w:t>
+              <w:t>Connection, id прогона, кейсы</w:t>
             </w:r>
           </w:p>
         </w:tc>
         <w:tc>
           <w:tcPr>
-            <w:tcW w:type="dxa" w:w="5669"/>
+            <w:tcW w:type="dxa" w:w="2098"/>
           </w:tcPr>
           <w:p>
             <w:pPr>
@@ -1670,7 +2134,28 @@
                 <w:i w:val="0"/>
                 <w:sz w:val="24"/>
               </w:rPr>
-              <w:t>Доступ к данным отдельных тестов</w:t>
+              <w:t>Записи кейсов / список</w:t>
+            </w:r>
+          </w:p>
+        </w:tc>
+        <w:tc>
+          <w:tcPr>
+            <w:tcW w:type="dxa" w:w="3288"/>
+          </w:tcPr>
+          <w:p>
+            <w:pPr>
+              <w:spacing w:line="240" w:lineRule="auto" w:after="0"/>
+              <w:jc w:val="left"/>
+            </w:pPr>
+            <w:r/>
+            <w:r>
+              <w:rPr>
+                <w:rFonts w:ascii="Times New Roman" w:hAnsi="Times New Roman" w:eastAsia="Times New Roman"/>
+                <w:b w:val="0"/>
+                <w:i w:val="0"/>
+                <w:sz w:val="24"/>
+              </w:rPr>
+              <w:t>Доступ к данным отдельных тестов (таблица test_case)</w:t>
             </w:r>
           </w:p>
         </w:tc>
@@ -1678,7 +2163,7 @@
       <w:tr>
         <w:tc>
           <w:tcPr>
-            <w:tcW w:type="dxa" w:w="2381"/>
+            <w:tcW w:type="dxa" w:w="1871"/>
           </w:tcPr>
           <w:p>
             <w:pPr>
@@ -1699,7 +2184,7 @@
         </w:tc>
         <w:tc>
           <w:tcPr>
-            <w:tcW w:type="dxa" w:w="1304"/>
+            <w:tcW w:type="dxa" w:w="2098"/>
           </w:tcPr>
           <w:p>
             <w:pPr>
@@ -1714,13 +2199,13 @@
                 <w:i w:val="0"/>
                 <w:sz w:val="24"/>
               </w:rPr>
-              <w:t>common</w:t>
+              <w:t>Строки Java-кода, путь</w:t>
             </w:r>
           </w:p>
         </w:tc>
         <w:tc>
           <w:tcPr>
-            <w:tcW w:type="dxa" w:w="5669"/>
+            <w:tcW w:type="dxa" w:w="2098"/>
           </w:tcPr>
           <w:p>
             <w:pPr>
@@ -1735,7 +2220,28 @@
                 <w:i w:val="0"/>
                 <w:sz w:val="24"/>
               </w:rPr>
-              <w:t>Буфер генерации Java-кода с отступами</w:t>
+              <w:t>Java-файл на диске</w:t>
+            </w:r>
+          </w:p>
+        </w:tc>
+        <w:tc>
+          <w:tcPr>
+            <w:tcW w:type="dxa" w:w="3288"/>
+          </w:tcPr>
+          <w:p>
+            <w:pPr>
+              <w:spacing w:line="240" w:lineRule="auto" w:after="0"/>
+              <w:jc w:val="left"/>
+            </w:pPr>
+            <w:r/>
+            <w:r>
+              <w:rPr>
+                <w:rFonts w:ascii="Times New Roman" w:hAnsi="Times New Roman" w:eastAsia="Times New Roman"/>
+                <w:b w:val="0"/>
+                <w:i w:val="0"/>
+                <w:sz w:val="24"/>
+              </w:rPr>
+              <w:t>Библиотека форматированной записи Java-кода с отступами</w:t>
             </w:r>
           </w:p>
         </w:tc>
@@ -1743,7 +2249,7 @@
       <w:tr>
         <w:tc>
           <w:tcPr>
-            <w:tcW w:type="dxa" w:w="2381"/>
+            <w:tcW w:type="dxa" w:w="1871"/>
           </w:tcPr>
           <w:p>
             <w:pPr>
@@ -1764,7 +2270,7 @@
         </w:tc>
         <w:tc>
           <w:tcPr>
-            <w:tcW w:type="dxa" w:w="1304"/>
+            <w:tcW w:type="dxa" w:w="2098"/>
           </w:tcPr>
           <w:p>
             <w:pPr>
@@ -1779,13 +2285,13 @@
                 <w:i w:val="0"/>
                 <w:sz w:val="24"/>
               </w:rPr>
-              <w:t>common</w:t>
+              <w:t>Русское наименование</w:t>
             </w:r>
           </w:p>
         </w:tc>
         <w:tc>
           <w:tcPr>
-            <w:tcW w:type="dxa" w:w="5669"/>
+            <w:tcW w:type="dxa" w:w="2098"/>
           </w:tcPr>
           <w:p>
             <w:pPr>
@@ -1800,7 +2306,28 @@
                 <w:i w:val="0"/>
                 <w:sz w:val="24"/>
               </w:rPr>
-              <w:t>Транслитерация русских наименований в латиницу</w:t>
+              <w:t>Корректное Java-имя</w:t>
+            </w:r>
+          </w:p>
+        </w:tc>
+        <w:tc>
+          <w:tcPr>
+            <w:tcW w:type="dxa" w:w="3288"/>
+          </w:tcPr>
+          <w:p>
+            <w:pPr>
+              <w:spacing w:line="240" w:lineRule="auto" w:after="0"/>
+              <w:jc w:val="left"/>
+            </w:pPr>
+            <w:r/>
+            <w:r>
+              <w:rPr>
+                <w:rFonts w:ascii="Times New Roman" w:hAnsi="Times New Roman" w:eastAsia="Times New Roman"/>
+                <w:b w:val="0"/>
+                <w:i w:val="0"/>
+                <w:sz w:val="24"/>
+              </w:rPr>
+              <w:t>Библиотека транслитерации кириллицы в Java-идентификаторы</w:t>
             </w:r>
           </w:p>
         </w:tc>
@@ -1845,7 +2372,7 @@
           <w:i w:val="0"/>
           <w:sz w:val="28"/>
         </w:rPr>
-        <w:t>Для анализа модульной структуры и оценки взаимодействия модулей построена структурная карта Константайна (рисунок 144). На ней показаны вызовы модулей, связи по данным (○) и по управлению (●), а также особые условия вызова: однократный (1), циклический (↺ «для каждой сущности») и условный (◇ «по виду сущности»). Библиотеки изображены двойной рамкой, области данных — овалом.</w:t>
+        <w:t>Для анализа модульной структуры и оценки взаимодействия модулей построена структурная карта Константайна (рисунок 144). Вызовы модулей показаны сплошными стрелками, обращение к повторно используемым библиотекам — пунктиром (common coupling). У каждой связи подписаны куплеты — передаваемые данные и управляющие признаки; направление обмена обозначено стрелкой (↓ — передача в вызываемый модуль, ↑ — возврат вызывающему), а вид связи — кружком: ○ — связь по данным, ● — связь по управлению. Модули изображены прямоугольником, библиотеки — двойной рамкой, области данных — овалом.</w:t>
       </w:r>
     </w:p>
     <w:p>
@@ -1856,7 +2383,7 @@
       <w:r>
         <w:drawing>
           <wp:inline xmlns:a="http://schemas.openxmlformats.org/drawingml/2006/main" xmlns:pic="http://schemas.openxmlformats.org/drawingml/2006/picture">
-            <wp:extent cx="5940000" cy="3013113"/>
+            <wp:extent cx="5940000" cy="2803517"/>
             <wp:docPr id="2" name="Picture 2"/>
             <wp:cNvGraphicFramePr>
               <a:graphicFrameLocks noChangeAspect="1"/>
@@ -1877,7 +2404,7 @@
                   <pic:spPr>
                     <a:xfrm>
                       <a:off x="0" y="0"/>
-                      <a:ext cx="5940000" cy="3013113"/>
+                      <a:ext cx="5940000" cy="2803517"/>
                     </a:xfrm>
                     <a:prstGeom prst="rect"/>
                   </pic:spPr>
@@ -5198,7 +5725,7 @@
           <w:i w:val="0"/>
           <w:sz w:val="28"/>
         </w:rPr>
-        <w:t>Преобладает сцепление по данным и по образцу, что соответствует рекомендациям структурного проектирования; сцепление по управлению использовано только при передаче вида сущности классу EntityClassifier.</w:t>
+        <w:t>Преобладает сцепление по данным и по образцу, что соответствует рекомендациям структурного проектирования; сцепление по управлению используется минимально — при возврате признака успешности разбора метамодели (XmlModelParser) и вида классифицируемой сущности (EntityClassifier). Обращение к повторно используемым библиотекам отнесено к common coupling и на карте Константайна показано пунктиром.</w:t>
       </w:r>
     </w:p>
     <w:p>

--- a/Раздел_1.5.3_исправленный.docx
+++ b/Раздел_1.5.3_исправленный.docx
@@ -46,7 +46,7 @@
           <w:i w:val="0"/>
           <w:sz w:val="28"/>
         </w:rPr>
-        <w:t>Модульная структура системы (дерево вызовов модулей) приведена на рисунке 143. На схеме показаны функциональные модули системы (19 модулей); повторно используемые библиотеки (StaxUtils, XmlNamespaces, DatabaseConnection, JavaFileWriter, Transliterator) на ней не приводятся — они вынесены на структурную карту Константайна.</w:t>
+        <w:t>Модульная структура системы (дерево вызовов и использования модулей) приведена на рисунке 143. На схеме показаны все модули системы (24), включая 5 повторно используемые библиотеки (StaxUtils, XmlNamespaces, DatabaseConnection, JavaFileWriter, Transliterator), которые изображены так же, как функциональные модули, — обычными прямоугольниками. Различие функциональных модулей и библиотек отражено в таблице спецификации (в описании библиотек дана пометка «Библиотека …») и на структурной карте Константайна, где обращение к библиотекам показано двойной рамкой и пунктиром (common coupling).</w:t>
       </w:r>
     </w:p>
     <w:p>
@@ -57,7 +57,7 @@
       <w:r>
         <w:drawing>
           <wp:inline xmlns:a="http://schemas.openxmlformats.org/drawingml/2006/main" xmlns:pic="http://schemas.openxmlformats.org/drawingml/2006/picture">
-            <wp:extent cx="5940000" cy="2441644"/>
+            <wp:extent cx="5940000" cy="2465100"/>
             <wp:docPr id="1" name="Picture 1"/>
             <wp:cNvGraphicFramePr>
               <a:graphicFrameLocks noChangeAspect="1"/>
@@ -78,7 +78,7 @@
                   <pic:spPr>
                     <a:xfrm>
                       <a:off x="0" y="0"/>
-                      <a:ext cx="5940000" cy="2441644"/>
+                      <a:ext cx="5940000" cy="2465100"/>
                     </a:xfrm>
                     <a:prstGeom prst="rect"/>
                   </pic:spPr>

--- a/Раздел_1.5.3_исправленный.docx
+++ b/Раздел_1.5.3_исправленный.docx
@@ -4885,7 +4885,7 @@
                 <w:i w:val="0"/>
                 <w:sz w:val="24"/>
               </w:rPr>
-              <w:t>по данным</w:t>
+              <w:t>общее (common)</w:t>
             </w:r>
           </w:p>
         </w:tc>
@@ -5229,7 +5229,7 @@
                 <w:i w:val="0"/>
                 <w:sz w:val="24"/>
               </w:rPr>
-              <w:t>по данным</w:t>
+              <w:t>общее (common)</w:t>
             </w:r>
           </w:p>
         </w:tc>
@@ -5315,7 +5315,7 @@
                 <w:i w:val="0"/>
                 <w:sz w:val="24"/>
               </w:rPr>
-              <w:t>по данным</w:t>
+              <w:t>общее (common)</w:t>
             </w:r>
           </w:p>
         </w:tc>
@@ -5659,7 +5659,7 @@
                 <w:i w:val="0"/>
                 <w:sz w:val="24"/>
               </w:rPr>
-              <w:t>по данным</w:t>
+              <w:t>общее (common)</w:t>
             </w:r>
           </w:p>
         </w:tc>

--- a/Раздел_1.5.3_исправленный.docx
+++ b/Раздел_1.5.3_исправленный.docx
@@ -3065,7 +3065,7 @@
                 <w:i w:val="0"/>
                 <w:sz w:val="24"/>
               </w:rPr>
-              <w:t>функциональная</w:t>
+              <w:t>логическая</w:t>
             </w:r>
           </w:p>
         </w:tc>
@@ -3086,7 +3086,7 @@
                 <w:i w:val="0"/>
                 <w:sz w:val="24"/>
               </w:rPr>
-              <w:t>элементарные операции чтения StAX</w:t>
+              <w:t>набор разнородных утилит StAX (чтение атрибута, парс int, перемотка), выбираемых вызовом</w:t>
             </w:r>
           </w:p>
         </w:tc>
@@ -3325,7 +3325,7 @@
                 <w:i w:val="0"/>
                 <w:sz w:val="24"/>
               </w:rPr>
-              <w:t>коммуникационная</w:t>
+              <w:t>последовательная</w:t>
             </w:r>
           </w:p>
         </w:tc>
@@ -3346,7 +3346,7 @@
                 <w:i w:val="0"/>
                 <w:sz w:val="24"/>
               </w:rPr>
-              <w:t>координирует генерацию над моделью и конфигом</w:t>
+              <w:t>конвейер: классификация → Page Object → тест-классы → служебные файлы</w:t>
             </w:r>
           </w:p>
         </w:tc>
@@ -3585,7 +3585,7 @@
                 <w:i w:val="0"/>
                 <w:sz w:val="24"/>
               </w:rPr>
-              <w:t>функциональная</w:t>
+              <w:t>последовательная</w:t>
             </w:r>
           </w:p>
         </w:tc>
@@ -3606,7 +3606,7 @@
                 <w:i w:val="0"/>
                 <w:sz w:val="24"/>
               </w:rPr>
-              <w:t>запуск прогона и сбор результатов</w:t>
+              <w:t>конвейер: запуск Maven → разбор Surefire → привязка скриншотов</w:t>
             </w:r>
           </w:p>
         </w:tc>
@@ -3715,7 +3715,7 @@
                 <w:i w:val="0"/>
                 <w:sz w:val="24"/>
               </w:rPr>
-              <w:t>коммуникационная</w:t>
+              <w:t>информационная</w:t>
             </w:r>
           </w:p>
         </w:tc>
@@ -3736,7 +3736,7 @@
                 <w:i w:val="0"/>
                 <w:sz w:val="24"/>
               </w:rPr>
-              <w:t>координирует запись/чтение через DAO над соединением</w:t>
+              <w:t>выход TestRunDao (runId) — вход TestCaseDao при сборке истории прогонов</w:t>
             </w:r>
           </w:p>
         </w:tc>
@@ -4040,7 +4040,7 @@
                 <w:i w:val="0"/>
                 <w:sz w:val="24"/>
               </w:rPr>
-              <w:t>функциональная</w:t>
+              <w:t>информационная</w:t>
             </w:r>
           </w:p>
         </w:tc>
@@ -4061,7 +4061,7 @@
                 <w:i w:val="0"/>
                 <w:sz w:val="24"/>
               </w:rPr>
-              <w:t>накопление и запись кода</w:t>
+              <w:t>операции над общим буфером кода (накопление строк, отступы, запись)</w:t>
             </w:r>
           </w:p>
         </w:tc>
@@ -4105,7 +4105,7 @@
                 <w:i w:val="0"/>
                 <w:sz w:val="24"/>
               </w:rPr>
-              <w:t>функциональная</w:t>
+              <w:t>логическая</w:t>
             </w:r>
           </w:p>
         </w:tc>
@@ -4126,7 +4126,7 @@
                 <w:i w:val="0"/>
                 <w:sz w:val="24"/>
               </w:rPr>
-              <w:t>преобразование имени</w:t>
+              <w:t>родственные методы преобразования имён (класс/метод/поле), выбираются вызовом</w:t>
             </w:r>
           </w:p>
         </w:tc>

--- a/Раздел_1.5.3_исправленный.docx
+++ b/Раздел_1.5.3_исправленный.docx
@@ -2372,7 +2372,7 @@
           <w:i w:val="0"/>
           <w:sz w:val="28"/>
         </w:rPr>
-        <w:t>Для анализа модульной структуры и оценки взаимодействия модулей построена структурная карта Константайна (рисунок 144). Вызовы модулей показаны сплошными стрелками, обращение к повторно используемым библиотекам — пунктиром (common coupling). У каждой связи подписаны куплеты — передаваемые данные и управляющие признаки; направление обмена обозначено стрелкой (↓ — передача в вызываемый модуль, ↑ — возврат вызывающему), а вид связи — кружком: ○ — связь по данным, ● — связь по управлению. Модули изображены прямоугольником, библиотеки — двойной рамкой, области данных — овалом.</w:t>
+        <w:t>Для анализа модульной структуры и оценки взаимодействия модулей построена структурная карта Константайна (рисунок 144). Все вызовы и обращения к библиотекам показаны сплошными стрелками. У каждой связи подписаны куплеты — передаваемые данные и управляющие признаки; направление обмена обозначено стрелкой (↓ — передача в вызываемый модуль, ↑ — возврат вызывающему), а вид связи — кружком: ○ — связь по данным, ● — связь по управлению. Модули изображены прямоугольником, библиотеки — двойной рамкой, области данных — овалом.</w:t>
       </w:r>
     </w:p>
     <w:p>
@@ -4885,7 +4885,7 @@
                 <w:i w:val="0"/>
                 <w:sz w:val="24"/>
               </w:rPr>
-              <w:t>общее (common)</w:t>
+              <w:t>по данным</w:t>
             </w:r>
           </w:p>
         </w:tc>
@@ -5229,7 +5229,7 @@
                 <w:i w:val="0"/>
                 <w:sz w:val="24"/>
               </w:rPr>
-              <w:t>общее (common)</w:t>
+              <w:t>по данным</w:t>
             </w:r>
           </w:p>
         </w:tc>
@@ -5315,7 +5315,7 @@
                 <w:i w:val="0"/>
                 <w:sz w:val="24"/>
               </w:rPr>
-              <w:t>общее (common)</w:t>
+              <w:t>по данным</w:t>
             </w:r>
           </w:p>
         </w:tc>
@@ -5659,7 +5659,7 @@
                 <w:i w:val="0"/>
                 <w:sz w:val="24"/>
               </w:rPr>
-              <w:t>общее (common)</w:t>
+              <w:t>по данным</w:t>
             </w:r>
           </w:p>
         </w:tc>
@@ -5725,7 +5725,7 @@
           <w:i w:val="0"/>
           <w:sz w:val="28"/>
         </w:rPr>
-        <w:t>Преобладает сцепление по данным и по образцу, что соответствует рекомендациям структурного проектирования; сцепление по управлению используется минимально — при возврате признака успешности разбора метамодели (XmlModelParser) и вида классифицируемой сущности (EntityClassifier). Обращение к повторно используемым библиотекам отнесено к common coupling и на карте Константайна показано пунктиром.</w:t>
+        <w:t>Преобладает сцепление по данным и по образцу, что соответствует рекомендациям структурного проектирования; сцепление по управлению используется минимально — при возврате признака успешности разбора метамодели (XmlModelParser) и вида классифицируемой сущности (EntityClassifier). Обращения к повторно используемым библиотекам — сцепление по данным (передаются параметры и результат, без общего изменяемого состояния).</w:t>
       </w:r>
     </w:p>
     <w:p>
